--- a/rapports/2026-06-06/EQ8/EQ8_sup_v2/DR_071202010023/90-97-86-66.docx
+++ b/rapports/2026-06-06/EQ8/EQ8_sup_v2/DR_071202010023/90-97-86-66.docx
@@ -297,7 +297,7 @@
           <w:color w:val="1F6FEB"/>
           <w:sz w:val="22"/>
         </w:rPr>
-        <w:t>⚠ INCOHÉRENCES À CORRIGER (76)</w:t>
+        <w:t>⚠ INCOHÉRENCES À CORRIGER (74)</w:t>
       </w:r>
     </w:p>
     <w:tbl>
@@ -845,7 +845,7 @@
                 <w:i w:val="0"/>
                 <w:sz w:val="17"/>
               </w:rPr>
-              <w:t>Incohérence!!! seulement les écoles privées paient les frais de scolarité (y compris les frais d'inscription).</w:t>
+              <w:t>Incoherent!!! Le niveau d'études suivi par YACINE THIAM  au cours de l'année 2024/2025 est Secondaire 1 (Moyen) Général mais il déclare en 2.11 qu'il a obtenu comme résultat le Diplômé, études achevées.</w:t>
             </w:r>
           </w:p>
         </w:tc>
@@ -935,7 +935,7 @@
                 <w:i w:val="0"/>
                 <w:sz w:val="17"/>
               </w:rPr>
-              <w:t>Incoherent!!! Le niveau d'études suivi par YACINE THIAM  au cours de l'année 2024/2025 est Secondaire 1 (Moyen) Général mais il déclare en 2.11 qu'il a obtenu comme résultat le Diplômé, études achevées.</w:t>
+              <w:t>Prière de corriger cette incoherence en 2.11.</w:t>
             </w:r>
           </w:p>
         </w:tc>
@@ -994,7 +994,7 @@
                 <w:color w:val="16A34A"/>
                 <w:sz w:val="16"/>
               </w:rPr>
-              <w:t>—</w:t>
+              <w:t>s01q32, s01q36, s01q38, s04q37_modif, s02q33, s02q34, s01q00b</w:t>
             </w:r>
           </w:p>
         </w:tc>
@@ -1025,7 +1025,7 @@
                 <w:i w:val="0"/>
                 <w:sz w:val="17"/>
               </w:rPr>
-              <w:t>Prière de corriger cette incoherence en 2.11.</w:t>
+              <w:t>Peu probable!!! Vu l'âge (16 ans) de YACINE THIAM ou l'année à laquelle YACINE THIAM a fréquenté l'école pour la dernière fois (.) le dernier diplome de YACINE THIAM ne peut être le Certificat d'études primaires (CEP), prière de corriger cette incohérence ou confirmer avec le QG.</w:t>
             </w:r>
           </w:p>
         </w:tc>
@@ -1058,7 +1058,7 @@
                 <w:i w:val="0"/>
                 <w:sz w:val="16"/>
               </w:rPr>
-              <w:t>S02</w:t>
+              <w:t>S11</w:t>
               <w:br/>
             </w:r>
             <w:r>
@@ -1068,7 +1068,7 @@
                 <w:color w:val="64748B"/>
                 <w:sz w:val="14"/>
               </w:rPr>
-              <w:t>Éducation</w:t>
+              <w:t>Logement / cadre de vie</w:t>
             </w:r>
           </w:p>
         </w:tc>
@@ -1084,7 +1084,7 @@
                 <w:color w:val="16A34A"/>
                 <w:sz w:val="16"/>
               </w:rPr>
-              <w:t>s01q32, s01q36, s01q38, s04q37_modif, s02q33, s02q34, s01q00b</w:t>
+              <w:t>—</w:t>
             </w:r>
           </w:p>
         </w:tc>
@@ -1115,7 +1115,7 @@
                 <w:i w:val="0"/>
                 <w:sz w:val="17"/>
               </w:rPr>
-              <w:t>Peu probable!!! Vu l'âge (16 ans) de YACINE THIAM ou l'année à laquelle YACINE THIAM a fréquenté l'école pour la dernière fois (.) le dernier diplome de YACINE THIAM ne peut être le Certificat d'études primaires (CEP), prière de corriger cette incohérence ou confirmer avec le QG.</w:t>
+              <w:t>Incoherent!!! Le nombre de pièces occupés (6) est superieur aux nombres de personnes vivant dans le ménage.</w:t>
             </w:r>
           </w:p>
         </w:tc>
@@ -1205,7 +1205,7 @@
                 <w:i w:val="0"/>
                 <w:sz w:val="17"/>
               </w:rPr>
-              <w:t>Incoherent!!! Le nombre de pièces occupés (6) est superieur aux nombres de personnes vivant dans le ménage.</w:t>
+              <w:t>Prière de corriger cette incohérence.</w:t>
             </w:r>
           </w:p>
         </w:tc>
@@ -1238,7 +1238,7 @@
                 <w:i w:val="0"/>
                 <w:sz w:val="16"/>
               </w:rPr>
-              <w:t>S11</w:t>
+              <w:t>S16</w:t>
               <w:br/>
             </w:r>
             <w:r>
@@ -1248,7 +1248,7 @@
                 <w:color w:val="64748B"/>
                 <w:sz w:val="14"/>
               </w:rPr>
-              <w:t>Logement / cadre de vie</w:t>
+              <w:t>Agriculture</w:t>
             </w:r>
           </w:p>
         </w:tc>
@@ -1264,7 +1264,7 @@
                 <w:color w:val="16A34A"/>
                 <w:sz w:val="16"/>
               </w:rPr>
-              <w:t>—</w:t>
+              <w:t>s00q07a, s00q08, s00q10, s00q13_0, s00q15_0, s00q17_0, s00q23a, s00q23b</w:t>
             </w:r>
           </w:p>
         </w:tc>
@@ -1295,7 +1295,7 @@
                 <w:i w:val="0"/>
                 <w:sz w:val="17"/>
               </w:rPr>
-              <w:t>Prière de corriger cette incohérence.</w:t>
+              <w:t>La somme des quantités consommées (0 kg), des quantités offertes (50 kg),  des quantités vendus (0 kg) et des quantités en stock (0 kg) depasse la quantité totale (1 kg) que le ménage a eu après la recolte de Mil , prière de corriger cette incoherence.</w:t>
             </w:r>
           </w:p>
         </w:tc>
@@ -1310,10 +1310,10 @@
               <w:rPr>
                 <w:b/>
                 <w:i w:val="0"/>
-                <w:color w:val="DC2626"/>
+                <w:color w:val="EA580C"/>
                 <w:sz w:val="16"/>
               </w:rPr>
-              <w:t>Haute</w:t>
+              <w:t>Moyenne</w:t>
             </w:r>
           </w:p>
         </w:tc>
@@ -1328,7 +1328,7 @@
                 <w:i w:val="0"/>
                 <w:sz w:val="16"/>
               </w:rPr>
-              <w:t>S16</w:t>
+              <w:t>S00</w:t>
               <w:br/>
             </w:r>
             <w:r>
@@ -1338,7 +1338,7 @@
                 <w:color w:val="64748B"/>
                 <w:sz w:val="14"/>
               </w:rPr>
-              <w:t>Agriculture</w:t>
+              <w:t>Identification</w:t>
             </w:r>
           </w:p>
         </w:tc>
@@ -1354,7 +1354,7 @@
                 <w:color w:val="16A34A"/>
                 <w:sz w:val="16"/>
               </w:rPr>
-              <w:t>s00q07a, s00q08, s00q10, s00q13_0, s00q15_0, s00q17_0, s00q23a, s00q23b</w:t>
+              <w:t>s00q27</w:t>
             </w:r>
           </w:p>
         </w:tc>
@@ -1385,7 +1385,7 @@
                 <w:i w:val="0"/>
                 <w:sz w:val="17"/>
               </w:rPr>
-              <w:t>La somme des quantités consommées (0 kg), des quantités offertes (50 kg),  des quantités vendus (0 kg) et des quantités en stock (0 kg) depasse la quantité totale (1 kg) que le ménage a eu après la recolte de Mil , prière de corriger cette incoherence.</w:t>
+              <w:t>Le questionnaire semble ne pas être complètement fini mais le questionnaire est en statut complet, prière de compléter le questionnaire.</w:t>
             </w:r>
           </w:p>
         </w:tc>
@@ -1444,7 +1444,7 @@
                 <w:color w:val="16A34A"/>
                 <w:sz w:val="16"/>
               </w:rPr>
-              <w:t>s00q27</w:t>
+              <w:t>—</w:t>
             </w:r>
           </w:p>
         </w:tc>
@@ -1475,7 +1475,7 @@
                 <w:i w:val="0"/>
                 <w:sz w:val="17"/>
               </w:rPr>
-              <w:t>Le questionnaire semble ne pas être complètement fini mais le questionnaire est en statut complet, prière de compléter le questionnaire.</w:t>
+              <w:t>L'adresse ou la localisation du ménage doit être bien renseignée, ne doit pas contenir des numéros de téléphone et elle semble courte pour être une adresse.</w:t>
             </w:r>
           </w:p>
         </w:tc>
@@ -1565,7 +1565,7 @@
                 <w:i w:val="0"/>
                 <w:sz w:val="17"/>
               </w:rPr>
-              <w:t>L'adresse ou la localisation du ménage doit être bien renseignée, ne doit pas contenir des numéros de téléphone et elle semble courte pour être une adresse.</w:t>
+              <w:t>Prière de renseigner la bonne adresse.</w:t>
             </w:r>
           </w:p>
         </w:tc>
@@ -1598,7 +1598,7 @@
                 <w:i w:val="0"/>
                 <w:sz w:val="16"/>
               </w:rPr>
-              <w:t>S00</w:t>
+              <w:t>S01</w:t>
               <w:br/>
             </w:r>
             <w:r>
@@ -1608,7 +1608,7 @@
                 <w:color w:val="64748B"/>
                 <w:sz w:val="14"/>
               </w:rPr>
-              <w:t>Identification</w:t>
+              <w:t>Démographie</w:t>
             </w:r>
           </w:p>
         </w:tc>
@@ -1655,7 +1655,7 @@
                 <w:i w:val="0"/>
                 <w:sz w:val="17"/>
               </w:rPr>
-              <w:t>Prière de renseigner la bonne adresse.</w:t>
+              <w:t>Prière de verifier l'information donnée par PAPE ALIOU NDIAYE ou corriger au niveau de la section 1.</w:t>
             </w:r>
           </w:p>
         </w:tc>
@@ -1714,7 +1714,7 @@
                 <w:color w:val="16A34A"/>
                 <w:sz w:val="16"/>
               </w:rPr>
-              <w:t>—</w:t>
+              <w:t>s01q10_1</w:t>
             </w:r>
           </w:p>
         </w:tc>
@@ -1745,187 +1745,7 @@
                 <w:i w:val="0"/>
                 <w:sz w:val="17"/>
               </w:rPr>
-              <w:t>Prière de verifier l'information donnée par PAPE ALIOU NDIAYE ou corriger au niveau de la section 1.</w:t>
-            </w:r>
-          </w:p>
-        </w:tc>
-      </w:tr>
-      <w:tr>
-        <w:tc>
-          <w:tcPr>
-            <w:tcW w:type="dxa" w:w="964"/>
-          </w:tcPr>
-          <w:p>
-            <w:r>
-              <w:rPr>
-                <w:b/>
-                <w:i w:val="0"/>
-                <w:color w:val="EA580C"/>
-                <w:sz w:val="16"/>
-              </w:rPr>
-              <w:t>Moyenne</w:t>
-            </w:r>
-          </w:p>
-        </w:tc>
-        <w:tc>
-          <w:tcPr>
-            <w:tcW w:type="dxa" w:w="1247"/>
-          </w:tcPr>
-          <w:p>
-            <w:r>
-              <w:rPr>
-                <w:b/>
-                <w:i w:val="0"/>
-                <w:sz w:val="16"/>
-              </w:rPr>
-              <w:t>S01</w:t>
-              <w:br/>
-            </w:r>
-            <w:r>
-              <w:rPr>
-                <w:b w:val="0"/>
-                <w:i w:val="0"/>
-                <w:color w:val="64748B"/>
-                <w:sz w:val="14"/>
-              </w:rPr>
-              <w:t>Démographie</w:t>
-            </w:r>
-          </w:p>
-        </w:tc>
-        <w:tc>
-          <w:tcPr>
-            <w:tcW w:type="dxa" w:w="1531"/>
-          </w:tcPr>
-          <w:p>
-            <w:r>
-              <w:rPr>
-                <w:b/>
-                <w:i w:val="0"/>
-                <w:color w:val="16A34A"/>
-                <w:sz w:val="16"/>
-              </w:rPr>
-              <w:t>s01q10_1</w:t>
-            </w:r>
-          </w:p>
-        </w:tc>
-        <w:tc>
-          <w:tcPr>
-            <w:tcW w:type="dxa" w:w="1191"/>
-          </w:tcPr>
-          <w:p>
-            <w:r>
-              <w:rPr>
-                <w:b w:val="0"/>
-                <w:i w:val="0"/>
-                <w:color w:val="64748B"/>
-                <w:sz w:val="16"/>
-              </w:rPr>
-              <w:t>GT-CQ</w:t>
-            </w:r>
-          </w:p>
-        </w:tc>
-        <w:tc>
-          <w:tcPr>
-            <w:tcW w:type="dxa" w:w="4706"/>
-          </w:tcPr>
-          <w:p>
-            <w:r>
-              <w:rPr>
-                <w:b w:val="0"/>
-                <w:i w:val="0"/>
-                <w:sz w:val="17"/>
-              </w:rPr>
               <w:t>La taille du ménage lors de l'enquête principale (4) de ce ménage est inférieur à la taille du denombrement (5), prière de fournir des explications concrètes ou aller revisiter le ménage.</w:t>
-            </w:r>
-          </w:p>
-        </w:tc>
-      </w:tr>
-      <w:tr>
-        <w:tc>
-          <w:tcPr>
-            <w:tcW w:type="dxa" w:w="964"/>
-          </w:tcPr>
-          <w:p>
-            <w:r>
-              <w:rPr>
-                <w:b/>
-                <w:i w:val="0"/>
-                <w:color w:val="EA580C"/>
-                <w:sz w:val="16"/>
-              </w:rPr>
-              <w:t>Moyenne</w:t>
-            </w:r>
-          </w:p>
-        </w:tc>
-        <w:tc>
-          <w:tcPr>
-            <w:tcW w:type="dxa" w:w="1247"/>
-          </w:tcPr>
-          <w:p>
-            <w:r>
-              <w:rPr>
-                <w:b/>
-                <w:i w:val="0"/>
-                <w:sz w:val="16"/>
-              </w:rPr>
-              <w:t>S02</w:t>
-              <w:br/>
-            </w:r>
-            <w:r>
-              <w:rPr>
-                <w:b w:val="0"/>
-                <w:i w:val="0"/>
-                <w:color w:val="64748B"/>
-                <w:sz w:val="14"/>
-              </w:rPr>
-              <w:t>Éducation</w:t>
-            </w:r>
-          </w:p>
-        </w:tc>
-        <w:tc>
-          <w:tcPr>
-            <w:tcW w:type="dxa" w:w="1531"/>
-          </w:tcPr>
-          <w:p>
-            <w:r>
-              <w:rPr>
-                <w:b/>
-                <w:i w:val="0"/>
-                <w:color w:val="16A34A"/>
-                <w:sz w:val="16"/>
-              </w:rPr>
-              <w:t>—</w:t>
-            </w:r>
-          </w:p>
-        </w:tc>
-        <w:tc>
-          <w:tcPr>
-            <w:tcW w:type="dxa" w:w="1191"/>
-          </w:tcPr>
-          <w:p>
-            <w:r>
-              <w:rPr>
-                <w:b w:val="0"/>
-                <w:i w:val="0"/>
-                <w:color w:val="64748B"/>
-                <w:sz w:val="16"/>
-              </w:rPr>
-              <w:t>GT-CQ</w:t>
-            </w:r>
-          </w:p>
-        </w:tc>
-        <w:tc>
-          <w:tcPr>
-            <w:tcW w:type="dxa" w:w="4706"/>
-          </w:tcPr>
-          <w:p>
-            <w:r>
-              <w:rPr>
-                <w:b w:val="0"/>
-                <w:i w:val="0"/>
-                <w:sz w:val="17"/>
-              </w:rPr>
-              <w:t>veuillez, s'il vous plait, confirmer les frais de scolarité ( 11000 FCFA) payée de YACINE THIAM avec le QG ou apporter les corrections nécessaires.</w:t>
             </w:r>
           </w:p>
         </w:tc>
